--- a/Heist_Architect_Research_Report.docx
+++ b/Heist_Architect_Research_Report.docx
@@ -11,7 +11,7 @@
           <w:b/>
           <w:sz w:val="40"/>
         </w:rPr>
-        <w:t>Heist Architect V2: An Asymmetric Zero-Sum Reinforcement Learning Framework utilizing Dual-GPU Asynchrony</w:t>
+        <w:t>Heist Architect : An Asymmetric Zero-Sum Reinforcement Learning Framework utilizing Dual-GPU Asynchrony</w:t>
       </w:r>
       <w:r>
         <w:rPr>
@@ -27,6 +27,7 @@
         <w:br/>
       </w:r>
     </w:p>
+    <w:p/>
     <w:p>
       <w:pPr>
         <w:pStyle w:val="Heading1"/>
@@ -42,6 +43,11 @@
       <w:r>
         <w:t>This paper introduces Heist Architect V2, a deeply asymmetric co-evolutionary Reinforcement Learning (RL) framework [1]. Unlike standard RL where an agent optimizes against a static environment, our framework features an Architect neural network (8.5M parameters) that dynamically generates an adversarial environment, and a Robber neural network (7M parameters) that attempts to solve it [2]. To facilitate complex temporal reasoning and massive spatial outputs, both models heavily integrate 512-dimensional Long Short-Term Memory (LSTM) cells [3]. We address the notorious issue of Strategy Collapse in multi-agent systems by introducing a SelfPlayPool mechanism [4]. Furthermore, to accommodate the disparate architectural scales of the two agents, we implement True Split Asynchronous Deployment across dual NVIDIA Tesla T4 GPUs [5]. Through 17,000 episodes of Proximal Policy Optimization (PPO) training, the agents demonstrate profound emergent strategic complexity and ultimately achieve a robust Nash Equilibrium [6].</w:t>
       </w:r>
+    </w:p>
+    <w:p>
+      <w:pPr>
+        <w:jc w:val="both"/>
+      </w:pPr>
     </w:p>
     <w:p>
       <w:r>
@@ -87,10 +93,311 @@
     <w:p>
       <w:pPr>
         <w:jc w:val="both"/>
+        <w:rPr>
+          <w:b/>
+          <w:color w:val="C80000"/>
+          <w:lang w:val="en-IN"/>
+        </w:rPr>
       </w:pPr>
       <w:r>
         <w:t>The Architect is tasked with establishing the physical layout prior to episode initialization. Its observation space is a randomly seeded baseline map. The network is fundamentally constructed upon a Deep Convolutional Neural Network (CNN) containing Residual Blocks (ResBlock) optimized via Group Normalization [11]. Because its action space involves predicting exact grid coordinates across a 400-cell flattened matrix to place cameras and determine guard patrol routes, the architecture maps from a massive 512-dimensional LSTM hidden state into dual specialized output heads [3]. The Architect accounts for approximately 8.5 million parameters.</w:t>
       </w:r>
+      <w:r>
+        <w:rPr>
+          <w:b/>
+          <w:color w:val="C80000"/>
+          <w:lang w:val="en-IN"/>
+        </w:rPr>
+        <w:t xml:space="preserve"> </w:t>
+      </w:r>
+    </w:p>
+    <w:p>
+      <w:pPr>
+        <w:keepNext/>
+        <w:jc w:val="both"/>
+      </w:pPr>
+      <w:r>
+        <w:rPr>
+          <w:b/>
+          <w:color w:val="C80000"/>
+          <w:lang w:val="en-IN"/>
+        </w:rPr>
+        <w:drawing>
+          <wp:inline distT="0" distB="0" distL="0" distR="0" wp14:anchorId="20CBA4CB" wp14:editId="18BBB072">
+            <wp:extent cx="5486400" cy="2090872"/>
+            <wp:effectExtent l="0" t="0" r="0" b="5080"/>
+            <wp:docPr id="915513195" name="Picture 2"/>
+            <wp:cNvGraphicFramePr>
+              <a:graphicFrameLocks xmlns:a="http://schemas.openxmlformats.org/drawingml/2006/main" noChangeAspect="1"/>
+            </wp:cNvGraphicFramePr>
+            <a:graphic xmlns:a="http://schemas.openxmlformats.org/drawingml/2006/main">
+              <a:graphicData uri="http://schemas.openxmlformats.org/drawingml/2006/picture">
+                <pic:pic xmlns:pic="http://schemas.openxmlformats.org/drawingml/2006/picture">
+                  <pic:nvPicPr>
+                    <pic:cNvPr id="0" name="Picture 6"/>
+                    <pic:cNvPicPr>
+                      <a:picLocks noChangeAspect="1" noChangeArrowheads="1"/>
+                    </pic:cNvPicPr>
+                  </pic:nvPicPr>
+                  <pic:blipFill>
+                    <a:blip r:embed="rId6">
+                      <a:extLst>
+                        <a:ext uri="{28A0092B-C50C-407E-A947-70E740481C1C}">
+                          <a14:useLocalDpi xmlns:a14="http://schemas.microsoft.com/office/drawing/2010/main" val="0"/>
+                        </a:ext>
+                      </a:extLst>
+                    </a:blip>
+                    <a:srcRect/>
+                    <a:stretch>
+                      <a:fillRect/>
+                    </a:stretch>
+                  </pic:blipFill>
+                  <pic:spPr bwMode="auto">
+                    <a:xfrm>
+                      <a:off x="0" y="0"/>
+                      <a:ext cx="5486400" cy="2090872"/>
+                    </a:xfrm>
+                    <a:prstGeom prst="rect">
+                      <a:avLst/>
+                    </a:prstGeom>
+                    <a:noFill/>
+                    <a:ln>
+                      <a:noFill/>
+                    </a:ln>
+                  </pic:spPr>
+                </pic:pic>
+              </a:graphicData>
+            </a:graphic>
+          </wp:inline>
+        </w:drawing>
+      </w:r>
+    </w:p>
+    <w:p>
+      <w:pPr>
+        <w:pStyle w:val="Caption"/>
+        <w:jc w:val="both"/>
+        <w:rPr>
+          <w:b w:val="0"/>
+          <w:bCs w:val="0"/>
+          <w:color w:val="auto"/>
+          <w:sz w:val="16"/>
+          <w:szCs w:val="16"/>
+        </w:rPr>
+      </w:pPr>
+      <w:r>
+        <w:rPr>
+          <w:b w:val="0"/>
+          <w:bCs w:val="0"/>
+          <w:color w:val="auto"/>
+          <w:sz w:val="16"/>
+          <w:szCs w:val="16"/>
+        </w:rPr>
+        <w:t xml:space="preserve">Figure </w:t>
+      </w:r>
+      <w:r>
+        <w:rPr>
+          <w:b w:val="0"/>
+          <w:bCs w:val="0"/>
+          <w:color w:val="auto"/>
+          <w:sz w:val="16"/>
+          <w:szCs w:val="16"/>
+        </w:rPr>
+        <w:fldChar w:fldCharType="begin"/>
+      </w:r>
+      <w:r>
+        <w:rPr>
+          <w:b w:val="0"/>
+          <w:bCs w:val="0"/>
+          <w:color w:val="auto"/>
+          <w:sz w:val="16"/>
+          <w:szCs w:val="16"/>
+        </w:rPr>
+        <w:instrText xml:space="preserve"> SEQ Figure \* ARABIC </w:instrText>
+      </w:r>
+      <w:r>
+        <w:rPr>
+          <w:b w:val="0"/>
+          <w:bCs w:val="0"/>
+          <w:color w:val="auto"/>
+          <w:sz w:val="16"/>
+          <w:szCs w:val="16"/>
+        </w:rPr>
+        <w:fldChar w:fldCharType="separate"/>
+      </w:r>
+      <w:r>
+        <w:rPr>
+          <w:b w:val="0"/>
+          <w:bCs w:val="0"/>
+          <w:noProof/>
+          <w:color w:val="auto"/>
+          <w:sz w:val="16"/>
+          <w:szCs w:val="16"/>
+        </w:rPr>
+        <w:t>1</w:t>
+      </w:r>
+      <w:r>
+        <w:rPr>
+          <w:b w:val="0"/>
+          <w:bCs w:val="0"/>
+          <w:color w:val="auto"/>
+          <w:sz w:val="16"/>
+          <w:szCs w:val="16"/>
+        </w:rPr>
+        <w:fldChar w:fldCharType="end"/>
+      </w:r>
+      <w:r>
+        <w:rPr>
+          <w:b w:val="0"/>
+          <w:bCs w:val="0"/>
+          <w:color w:val="auto"/>
+          <w:sz w:val="16"/>
+          <w:szCs w:val="16"/>
+        </w:rPr>
+        <w:t>: Architect Network Architecture Flowchart. Detailed diagram of the 8.5M parameter network, featuring a ResNet backbone and a 512-dimensional LSTM used to generate the final 400-cell security grid matrix.</w:t>
+      </w:r>
+    </w:p>
+    <w:p>
+      <w:pPr>
+        <w:keepNext/>
+        <w:jc w:val="both"/>
+      </w:pPr>
+      <w:r>
+        <w:rPr>
+          <w:b/>
+          <w:color w:val="C80000"/>
+          <w:lang w:val="en-IN"/>
+        </w:rPr>
+        <w:drawing>
+          <wp:inline distT="0" distB="0" distL="0" distR="0" wp14:anchorId="5B3181A4" wp14:editId="3EFB14FC">
+            <wp:extent cx="5516880" cy="2579652"/>
+            <wp:effectExtent l="0" t="0" r="7620" b="0"/>
+            <wp:docPr id="1996081985" name="Picture 4"/>
+            <wp:cNvGraphicFramePr>
+              <a:graphicFrameLocks xmlns:a="http://schemas.openxmlformats.org/drawingml/2006/main" noChangeAspect="1"/>
+            </wp:cNvGraphicFramePr>
+            <a:graphic xmlns:a="http://schemas.openxmlformats.org/drawingml/2006/main">
+              <a:graphicData uri="http://schemas.openxmlformats.org/drawingml/2006/picture">
+                <pic:pic xmlns:pic="http://schemas.openxmlformats.org/drawingml/2006/picture">
+                  <pic:nvPicPr>
+                    <pic:cNvPr id="0" name="Picture 13"/>
+                    <pic:cNvPicPr>
+                      <a:picLocks noChangeAspect="1" noChangeArrowheads="1"/>
+                    </pic:cNvPicPr>
+                  </pic:nvPicPr>
+                  <pic:blipFill>
+                    <a:blip r:embed="rId7">
+                      <a:extLst>
+                        <a:ext uri="{28A0092B-C50C-407E-A947-70E740481C1C}">
+                          <a14:useLocalDpi xmlns:a14="http://schemas.microsoft.com/office/drawing/2010/main" val="0"/>
+                        </a:ext>
+                      </a:extLst>
+                    </a:blip>
+                    <a:srcRect/>
+                    <a:stretch>
+                      <a:fillRect/>
+                    </a:stretch>
+                  </pic:blipFill>
+                  <pic:spPr bwMode="auto">
+                    <a:xfrm>
+                      <a:off x="0" y="0"/>
+                      <a:ext cx="5531294" cy="2586392"/>
+                    </a:xfrm>
+                    <a:prstGeom prst="rect">
+                      <a:avLst/>
+                    </a:prstGeom>
+                    <a:noFill/>
+                    <a:ln>
+                      <a:noFill/>
+                    </a:ln>
+                  </pic:spPr>
+                </pic:pic>
+              </a:graphicData>
+            </a:graphic>
+          </wp:inline>
+        </w:drawing>
+      </w:r>
+    </w:p>
+    <w:p>
+      <w:pPr>
+        <w:pStyle w:val="Caption"/>
+        <w:jc w:val="both"/>
+        <w:rPr>
+          <w:b w:val="0"/>
+          <w:bCs w:val="0"/>
+          <w:color w:val="auto"/>
+        </w:rPr>
+      </w:pPr>
+      <w:r>
+        <w:rPr>
+          <w:b w:val="0"/>
+          <w:bCs w:val="0"/>
+          <w:color w:val="auto"/>
+        </w:rPr>
+        <w:t xml:space="preserve">Figure </w:t>
+      </w:r>
+      <w:r>
+        <w:rPr>
+          <w:b w:val="0"/>
+          <w:bCs w:val="0"/>
+          <w:color w:val="auto"/>
+        </w:rPr>
+        <w:fldChar w:fldCharType="begin"/>
+      </w:r>
+      <w:r>
+        <w:rPr>
+          <w:b w:val="0"/>
+          <w:bCs w:val="0"/>
+          <w:color w:val="auto"/>
+        </w:rPr>
+        <w:instrText xml:space="preserve"> SEQ Figure \* ARABIC </w:instrText>
+      </w:r>
+      <w:r>
+        <w:rPr>
+          <w:b w:val="0"/>
+          <w:bCs w:val="0"/>
+          <w:color w:val="auto"/>
+        </w:rPr>
+        <w:fldChar w:fldCharType="separate"/>
+      </w:r>
+      <w:r>
+        <w:rPr>
+          <w:b w:val="0"/>
+          <w:bCs w:val="0"/>
+          <w:noProof/>
+          <w:color w:val="auto"/>
+        </w:rPr>
+        <w:t>2</w:t>
+      </w:r>
+      <w:r>
+        <w:rPr>
+          <w:b w:val="0"/>
+          <w:bCs w:val="0"/>
+          <w:color w:val="auto"/>
+        </w:rPr>
+        <w:fldChar w:fldCharType="end"/>
+      </w:r>
+      <w:r>
+        <w:rPr>
+          <w:b w:val="0"/>
+          <w:bCs w:val="0"/>
+          <w:color w:val="auto"/>
+        </w:rPr>
+        <w:t xml:space="preserve">: </w:t>
+      </w:r>
+      <w:r>
+        <w:rPr>
+          <w:b w:val="0"/>
+          <w:bCs w:val="0"/>
+          <w:color w:val="auto"/>
+        </w:rPr>
+        <w:t>Robber Network Architecture Flowchart. Technical breakdown of the 7M parameter Solver network, illustrating how 12-channel spatial tensors are processed through a CNN and a 512-parameter LSTM to predict temporal state sequences.</w:t>
+      </w:r>
+    </w:p>
+    <w:p>
+      <w:pPr>
+        <w:keepNext/>
+        <w:jc w:val="both"/>
+      </w:pPr>
     </w:p>
     <w:p>
       <w:pPr>
@@ -106,34 +413,6 @@
       </w:pPr>
       <w:r>
         <w:t>The Robber navigates the adversarial environment in real-time. It processes a dense 12-channel spatial tensor, taking in raw occupancy data alongside artificially generated heuristics such as normalized geodesic distances and danger zones. Crucially, navigating past patrolling guards and rotating cameras cannot be solved purely spatially [8]. Therefore, the Robber incorporates an independent 512-parameter LSTM cell, detaching and passing its hidden states (hx, cx) across sequential timesteps to memorize and predict guard patrol patterns [6]. This agent consists of 7 million parameters.</w:t>
-      </w:r>
-    </w:p>
-    <w:p>
-      <w:pPr>
-        <w:jc w:val="center"/>
-      </w:pPr>
-      <w:r>
-        <w:rPr>
-          <w:b/>
-          <w:color w:val="C80000"/>
-        </w:rPr>
-        <w:br/>
-        <w:t>[ PLACEHOLDER FOR IMAGE: Detailed Neural Network Architectures Diagram ]</w:t>
-      </w:r>
-      <w:r>
-        <w:rPr>
-          <w:b/>
-          <w:color w:val="C80000"/>
-        </w:rPr>
-        <w:br/>
-      </w:r>
-    </w:p>
-    <w:p>
-      <w:r>
-        <w:rPr>
-          <w:i/>
-        </w:rPr>
-        <w:t>Tip for Image: Insert `reports/assets/network_architectures_diagram.png` here.</w:t>
       </w:r>
     </w:p>
     <w:p>
@@ -189,11 +468,7 @@
         <w:jc w:val="both"/>
       </w:pPr>
       <w:r>
-        <w:t xml:space="preserve">Due to sparse reward mechanics, exposing the untrained Robber to Expert-level security architectures immediately would plateau neural gradients at zero. We overcome this using a purely data-driven Curriculum Learning manager [10]. Starting at a trivial 'Rookie' configuration, the system monitors the Robber's cumulative win-rate over a rolling 100-episode window. Ascension to Intermediate, Expert, and </w:t>
-      </w:r>
-      <w:r>
-        <w:lastRenderedPageBreak/>
-        <w:t>Master configurations only occurs when the Robber breaches a strict mathematical threshold (win_thresh = 0.55) against the active Architect.</w:t>
+        <w:t>Due to sparse reward mechanics, exposing the untrained Robber to Expert-level security architectures immediately would plateau neural gradients at zero. We overcome this using a purely data-driven Curriculum Learning manager [10]. Starting at a trivial 'Rookie' configuration, the system monitors the Robber's cumulative win-rate over a rolling 100-episode window. Ascension to Intermediate, Expert, and Master configurations only occurs when the Robber breaches a strict mathematical threshold (win_thresh = 0.55) against the active Architect.</w:t>
       </w:r>
     </w:p>
     <w:p>
@@ -214,9 +489,20 @@
     </w:p>
     <w:p>
       <w:pPr>
+        <w:jc w:val="both"/>
+      </w:pPr>
+    </w:p>
+    <w:p>
+      <w:pPr>
+        <w:jc w:val="both"/>
+      </w:pPr>
+    </w:p>
+    <w:p>
+      <w:pPr>
         <w:pStyle w:val="Heading1"/>
       </w:pPr>
       <w:r>
+        <w:lastRenderedPageBreak/>
         <w:t>IV. Experimental Analysis and Validation</w:t>
       </w:r>
     </w:p>
@@ -242,6 +528,74 @@
       </w:pPr>
       <w:r>
         <w:t>A. Phase I vs Phase II Performance Comparison</w:t>
+      </w:r>
+    </w:p>
+    <w:p>
+      <w:pPr>
+        <w:pStyle w:val="Caption"/>
+        <w:keepNext/>
+        <w:rPr>
+          <w:b w:val="0"/>
+          <w:bCs w:val="0"/>
+          <w:color w:val="auto"/>
+        </w:rPr>
+      </w:pPr>
+      <w:r>
+        <w:rPr>
+          <w:b w:val="0"/>
+          <w:bCs w:val="0"/>
+          <w:color w:val="auto"/>
+        </w:rPr>
+        <w:t xml:space="preserve">Table </w:t>
+      </w:r>
+      <w:r>
+        <w:rPr>
+          <w:b w:val="0"/>
+          <w:bCs w:val="0"/>
+          <w:color w:val="auto"/>
+        </w:rPr>
+        <w:fldChar w:fldCharType="begin"/>
+      </w:r>
+      <w:r>
+        <w:rPr>
+          <w:b w:val="0"/>
+          <w:bCs w:val="0"/>
+          <w:color w:val="auto"/>
+        </w:rPr>
+        <w:instrText xml:space="preserve"> SEQ Table \* ARABIC </w:instrText>
+      </w:r>
+      <w:r>
+        <w:rPr>
+          <w:b w:val="0"/>
+          <w:bCs w:val="0"/>
+          <w:color w:val="auto"/>
+        </w:rPr>
+        <w:fldChar w:fldCharType="separate"/>
+      </w:r>
+      <w:r>
+        <w:rPr>
+          <w:b w:val="0"/>
+          <w:bCs w:val="0"/>
+          <w:noProof/>
+          <w:color w:val="auto"/>
+        </w:rPr>
+        <w:t>1</w:t>
+      </w:r>
+      <w:r>
+        <w:rPr>
+          <w:b w:val="0"/>
+          <w:bCs w:val="0"/>
+          <w:color w:val="auto"/>
+        </w:rPr>
+        <w:fldChar w:fldCharType="end"/>
+      </w:r>
+      <w:r>
+        <w:rPr>
+          <w:b w:val="0"/>
+          <w:bCs w:val="0"/>
+          <w:color w:val="auto"/>
+        </w:rPr>
+        <w:t>: Comparative performance metrics between Phase I (Local) and Phase II (Cloud), demonstrating the transition from basic pathfinding to complex temporal reasoning enabled by 34× more training episodes.</w:t>
       </w:r>
     </w:p>
     <w:tbl>
@@ -394,13 +748,13 @@
     </w:p>
     <w:p>
       <w:pPr>
+        <w:keepNext/>
         <w:jc w:val="center"/>
       </w:pPr>
       <w:r>
         <w:rPr>
           <w:noProof/>
         </w:rPr>
-        <w:lastRenderedPageBreak/>
         <w:drawing>
           <wp:inline distT="0" distB="0" distL="0" distR="0" wp14:anchorId="2E1DA46C" wp14:editId="02BCF540">
             <wp:extent cx="5486400" cy="2514600"/>
@@ -419,60 +773,7 @@
                     </pic:cNvPicPr>
                   </pic:nvPicPr>
                   <pic:blipFill>
-                    <a:blip r:embed="rId6">
-                      <a:extLst>
-                        <a:ext uri="{28A0092B-C50C-407E-A947-70E740481C1C}">
-                          <a14:useLocalDpi xmlns:a14="http://schemas.microsoft.com/office/drawing/2010/main" val="0"/>
-                        </a:ext>
-                      </a:extLst>
-                    </a:blip>
-                    <a:srcRect/>
-                    <a:stretch>
-                      <a:fillRect/>
-                    </a:stretch>
-                  </pic:blipFill>
-                  <pic:spPr bwMode="auto">
-                    <a:xfrm>
-                      <a:off x="0" y="0"/>
-                      <a:ext cx="5486400" cy="2514600"/>
-                    </a:xfrm>
-                    <a:prstGeom prst="rect">
-                      <a:avLst/>
-                    </a:prstGeom>
-                    <a:noFill/>
-                    <a:ln>
-                      <a:noFill/>
-                    </a:ln>
-                  </pic:spPr>
-                </pic:pic>
-              </a:graphicData>
-            </a:graphic>
-          </wp:inline>
-        </w:drawing>
-      </w:r>
-      <w:r>
-        <w:rPr>
-          <w:noProof/>
-        </w:rPr>
-        <w:drawing>
-          <wp:inline distT="0" distB="0" distL="0" distR="0" wp14:anchorId="1F30D878" wp14:editId="39F557FF">
-            <wp:extent cx="5486400" cy="2514600"/>
-            <wp:effectExtent l="0" t="0" r="0" b="0"/>
-            <wp:docPr id="1829520858" name="Picture 2"/>
-            <wp:cNvGraphicFramePr>
-              <a:graphicFrameLocks xmlns:a="http://schemas.openxmlformats.org/drawingml/2006/main" noChangeAspect="1"/>
-            </wp:cNvGraphicFramePr>
-            <a:graphic xmlns:a="http://schemas.openxmlformats.org/drawingml/2006/main">
-              <a:graphicData uri="http://schemas.openxmlformats.org/drawingml/2006/picture">
-                <pic:pic xmlns:pic="http://schemas.openxmlformats.org/drawingml/2006/picture">
-                  <pic:nvPicPr>
-                    <pic:cNvPr id="0" name="Picture 3"/>
-                    <pic:cNvPicPr>
-                      <a:picLocks noChangeAspect="1" noChangeArrowheads="1"/>
-                    </pic:cNvPicPr>
-                  </pic:nvPicPr>
-                  <pic:blipFill>
-                    <a:blip r:embed="rId7">
+                    <a:blip r:embed="rId8">
                       <a:extLst>
                         <a:ext uri="{28A0092B-C50C-407E-A947-70E740481C1C}">
                           <a14:useLocalDpi xmlns:a14="http://schemas.microsoft.com/office/drawing/2010/main" val="0"/>
@@ -506,7 +807,212 @@
     </w:p>
     <w:p>
       <w:pPr>
-        <w:pStyle w:val="Heading1"/>
+        <w:pStyle w:val="Caption"/>
+        <w:jc w:val="center"/>
+        <w:rPr>
+          <w:b w:val="0"/>
+          <w:bCs w:val="0"/>
+          <w:color w:val="auto"/>
+        </w:rPr>
+      </w:pPr>
+      <w:r>
+        <w:rPr>
+          <w:b w:val="0"/>
+          <w:bCs w:val="0"/>
+          <w:color w:val="auto"/>
+        </w:rPr>
+        <w:t xml:space="preserve">Figure </w:t>
+      </w:r>
+      <w:r>
+        <w:rPr>
+          <w:b w:val="0"/>
+          <w:bCs w:val="0"/>
+          <w:color w:val="auto"/>
+        </w:rPr>
+        <w:fldChar w:fldCharType="begin"/>
+      </w:r>
+      <w:r>
+        <w:rPr>
+          <w:b w:val="0"/>
+          <w:bCs w:val="0"/>
+          <w:color w:val="auto"/>
+        </w:rPr>
+        <w:instrText xml:space="preserve"> SEQ Figure \* ARABIC </w:instrText>
+      </w:r>
+      <w:r>
+        <w:rPr>
+          <w:b w:val="0"/>
+          <w:bCs w:val="0"/>
+          <w:color w:val="auto"/>
+        </w:rPr>
+        <w:fldChar w:fldCharType="separate"/>
+      </w:r>
+      <w:r>
+        <w:rPr>
+          <w:b w:val="0"/>
+          <w:bCs w:val="0"/>
+          <w:noProof/>
+          <w:color w:val="auto"/>
+        </w:rPr>
+        <w:t>3</w:t>
+      </w:r>
+      <w:r>
+        <w:rPr>
+          <w:b w:val="0"/>
+          <w:bCs w:val="0"/>
+          <w:color w:val="auto"/>
+        </w:rPr>
+        <w:fldChar w:fldCharType="end"/>
+      </w:r>
+      <w:r>
+        <w:rPr>
+          <w:b w:val="0"/>
+          <w:bCs w:val="0"/>
+          <w:color w:val="auto"/>
+        </w:rPr>
+        <w:t>: ELO Differential vs. Episode (Milestones). Visualization of the strategic arms race, showing relative skill tracking where a positive ELO diff indicates Solver dominance and a negative diff indicates Architect mastery.</w:t>
+      </w:r>
+    </w:p>
+    <w:p>
+      <w:pPr>
+        <w:keepNext/>
+        <w:jc w:val="center"/>
+      </w:pPr>
+      <w:r>
+        <w:rPr>
+          <w:noProof/>
+        </w:rPr>
+        <w:lastRenderedPageBreak/>
+        <w:drawing>
+          <wp:inline distT="0" distB="0" distL="0" distR="0" wp14:anchorId="1F30D878" wp14:editId="1FED2470">
+            <wp:extent cx="4808220" cy="2203768"/>
+            <wp:effectExtent l="0" t="0" r="0" b="6350"/>
+            <wp:docPr id="1829520858" name="Picture 2"/>
+            <wp:cNvGraphicFramePr>
+              <a:graphicFrameLocks xmlns:a="http://schemas.openxmlformats.org/drawingml/2006/main" noChangeAspect="1"/>
+            </wp:cNvGraphicFramePr>
+            <a:graphic xmlns:a="http://schemas.openxmlformats.org/drawingml/2006/main">
+              <a:graphicData uri="http://schemas.openxmlformats.org/drawingml/2006/picture">
+                <pic:pic xmlns:pic="http://schemas.openxmlformats.org/drawingml/2006/picture">
+                  <pic:nvPicPr>
+                    <pic:cNvPr id="0" name="Picture 3"/>
+                    <pic:cNvPicPr>
+                      <a:picLocks noChangeAspect="1" noChangeArrowheads="1"/>
+                    </pic:cNvPicPr>
+                  </pic:nvPicPr>
+                  <pic:blipFill>
+                    <a:blip r:embed="rId9">
+                      <a:extLst>
+                        <a:ext uri="{28A0092B-C50C-407E-A947-70E740481C1C}">
+                          <a14:useLocalDpi xmlns:a14="http://schemas.microsoft.com/office/drawing/2010/main" val="0"/>
+                        </a:ext>
+                      </a:extLst>
+                    </a:blip>
+                    <a:srcRect/>
+                    <a:stretch>
+                      <a:fillRect/>
+                    </a:stretch>
+                  </pic:blipFill>
+                  <pic:spPr bwMode="auto">
+                    <a:xfrm>
+                      <a:off x="0" y="0"/>
+                      <a:ext cx="4815521" cy="2207114"/>
+                    </a:xfrm>
+                    <a:prstGeom prst="rect">
+                      <a:avLst/>
+                    </a:prstGeom>
+                    <a:noFill/>
+                    <a:ln>
+                      <a:noFill/>
+                    </a:ln>
+                  </pic:spPr>
+                </pic:pic>
+              </a:graphicData>
+            </a:graphic>
+          </wp:inline>
+        </w:drawing>
+      </w:r>
+    </w:p>
+    <w:p>
+      <w:pPr>
+        <w:pStyle w:val="Caption"/>
+        <w:jc w:val="both"/>
+        <w:rPr>
+          <w:b w:val="0"/>
+          <w:bCs w:val="0"/>
+          <w:color w:val="auto"/>
+        </w:rPr>
+      </w:pPr>
+      <w:r>
+        <w:rPr>
+          <w:b w:val="0"/>
+          <w:bCs w:val="0"/>
+          <w:color w:val="auto"/>
+        </w:rPr>
+        <w:t xml:space="preserve">Figure </w:t>
+      </w:r>
+      <w:r>
+        <w:rPr>
+          <w:b w:val="0"/>
+          <w:bCs w:val="0"/>
+          <w:color w:val="auto"/>
+        </w:rPr>
+        <w:fldChar w:fldCharType="begin"/>
+      </w:r>
+      <w:r>
+        <w:rPr>
+          <w:b w:val="0"/>
+          <w:bCs w:val="0"/>
+          <w:color w:val="auto"/>
+        </w:rPr>
+        <w:instrText xml:space="preserve"> SEQ Figure \* ARABIC </w:instrText>
+      </w:r>
+      <w:r>
+        <w:rPr>
+          <w:b w:val="0"/>
+          <w:bCs w:val="0"/>
+          <w:color w:val="auto"/>
+        </w:rPr>
+        <w:fldChar w:fldCharType="separate"/>
+      </w:r>
+      <w:r>
+        <w:rPr>
+          <w:b w:val="0"/>
+          <w:bCs w:val="0"/>
+          <w:noProof/>
+          <w:color w:val="auto"/>
+        </w:rPr>
+        <w:t>4</w:t>
+      </w:r>
+      <w:r>
+        <w:rPr>
+          <w:b w:val="0"/>
+          <w:bCs w:val="0"/>
+          <w:color w:val="auto"/>
+        </w:rPr>
+        <w:fldChar w:fldCharType="end"/>
+      </w:r>
+      <w:r>
+        <w:rPr>
+          <w:b w:val="0"/>
+          <w:bCs w:val="0"/>
+          <w:color w:val="auto"/>
+        </w:rPr>
+        <w:t xml:space="preserve">: </w:t>
+      </w:r>
+      <w:r>
+        <w:rPr>
+          <w:b w:val="0"/>
+          <w:bCs w:val="0"/>
+          <w:color w:val="auto"/>
+        </w:rPr>
+        <w:t>Training Dynamics — Robber Win Rate vs. Episode (Milestones). This visualization tracks the Solver's win rate across 17,000 episodes of Phase II cloud training. Rather than a standard smooth convergence, the graph illustrates deep "adversarial cycling" characterized by sequential capability collapses and profound recoveries. These cycles represent the core mechanics of adversarial co-adaptation: sudden collapses indicate points where the Architect discovered lethal defensive configurations, while subsequent recoveries highlight the Solver developing novel countermeasures, such as timing camera rotation windows. The final checkpoint at episode 17,000 demonstrates a sustained 1.00 win rate against the most complex Master-level security layouts.</w:t>
+      </w:r>
+    </w:p>
+    <w:p>
+      <w:pPr>
+        <w:pStyle w:val="Caption"/>
+        <w:jc w:val="center"/>
       </w:pPr>
       <w:r>
         <w:t>V. Conclusion</w:t>
@@ -530,23 +1036,28 @@
     </w:p>
     <w:p>
       <w:pPr>
+        <w:spacing w:after="80"/>
         <w:ind w:left="360" w:hanging="360"/>
       </w:pPr>
       <w:r>
-        <w:t>[1] J. Schulman, F. Wolski, P. Dhariwal, A. Radford, and O. Klimov, "Proximal Policy Optimization Algorithms," arXiv:1707.06347, 2017.</w:t>
+        <w:t>[1] J. Schulman, F. Wolski, P. Dhariwal, A. Radford, and O. Klimov, "Proximal Policy Optimization Algorithms</w:t>
+      </w:r>
+      <w:r>
+        <w:t>”.</w:t>
       </w:r>
     </w:p>
     <w:p>
       <w:pPr>
+        <w:spacing w:after="80"/>
         <w:ind w:left="360" w:hanging="360"/>
       </w:pPr>
       <w:r>
-        <w:lastRenderedPageBreak/>
         <w:t>[2] B. Baker, et al., "Emergent Tool Use From Multi-Agent Autocurricula," ICLR, 2020.</w:t>
       </w:r>
     </w:p>
     <w:p>
       <w:pPr>
+        <w:spacing w:after="80"/>
         <w:ind w:left="360" w:hanging="360"/>
       </w:pPr>
       <w:r>
@@ -555,6 +1066,7 @@
     </w:p>
     <w:p>
       <w:pPr>
+        <w:spacing w:after="80"/>
         <w:ind w:left="360" w:hanging="360"/>
       </w:pPr>
       <w:r>
@@ -563,6 +1075,7 @@
     </w:p>
     <w:p>
       <w:pPr>
+        <w:spacing w:after="80"/>
         <w:ind w:left="360" w:hanging="360"/>
       </w:pPr>
       <w:r>
@@ -571,6 +1084,7 @@
     </w:p>
     <w:p>
       <w:pPr>
+        <w:spacing w:after="80"/>
         <w:ind w:left="360" w:hanging="360"/>
       </w:pPr>
       <w:r>
@@ -579,6 +1093,7 @@
     </w:p>
     <w:p>
       <w:pPr>
+        <w:spacing w:after="80"/>
         <w:ind w:left="360" w:hanging="360"/>
       </w:pPr>
       <w:r>
@@ -587,14 +1102,22 @@
     </w:p>
     <w:p>
       <w:pPr>
+        <w:spacing w:after="80"/>
         <w:ind w:left="360" w:hanging="360"/>
       </w:pPr>
       <w:r>
-        <w:t>[8] M. Jaderberg et al., "Human-level performance in 3D multiplayer games with population-based reinforcement learning," Science, vol. 364, 2019.</w:t>
+        <w:t>[8] M. Jaderberg et al., "Human</w:t>
+      </w:r>
+      <w:r>
+        <w:t xml:space="preserve"> </w:t>
+      </w:r>
+      <w:r>
+        <w:t>performance in 3D multiplayer reinforcement learning," Science, vol. 364, 2019.</w:t>
       </w:r>
     </w:p>
     <w:p>
       <w:pPr>
+        <w:spacing w:after="80"/>
         <w:ind w:left="360" w:hanging="360"/>
       </w:pPr>
       <w:r>
@@ -603,6 +1126,7 @@
     </w:p>
     <w:p>
       <w:pPr>
+        <w:spacing w:after="80"/>
         <w:ind w:left="360" w:hanging="360"/>
       </w:pPr>
       <w:r>
@@ -611,15 +1135,22 @@
     </w:p>
     <w:p>
       <w:pPr>
+        <w:spacing w:after="80"/>
         <w:ind w:left="360" w:hanging="360"/>
       </w:pPr>
       <w:r>
-        <w:t>[11] R. Wang et al., "On the Effectiveness of Group Normalization in Deep Reinforcement Learning," IEEE TPAMI, 2023.</w:t>
+        <w:t>[11] R. Wang et al., "On the Effectiveness of Group</w:t>
+      </w:r>
+      <w:r>
+        <w:t xml:space="preserve"> </w:t>
+      </w:r>
+      <w:r>
+        <w:t>in Deep Reinforcement Learning," IEEE TPAMI, 2023.</w:t>
       </w:r>
     </w:p>
     <w:sectPr>
       <w:pgSz w:w="12240" w:h="15840"/>
-      <w:pgMar w:top="1440" w:right="1800" w:bottom="1440" w:left="1800" w:header="720" w:footer="720" w:gutter="0"/>
+      <w:pgMar w:top="1440" w:right="1440" w:bottom="1440" w:left="1440" w:header="720" w:footer="720" w:gutter="0"/>
       <w:cols w:space="720"/>
       <w:docGrid w:linePitch="360"/>
     </w:sectPr>
@@ -1436,7 +1967,6 @@
   <w:style w:type="character" w:default="1" w:styleId="DefaultParagraphFont">
     <w:name w:val="Default Paragraph Font"/>
     <w:uiPriority w:val="1"/>
-    <w:semiHidden/>
     <w:unhideWhenUsed/>
   </w:style>
   <w:style w:type="table" w:default="1" w:styleId="TableNormal">
@@ -2006,7 +2536,6 @@
     <w:basedOn w:val="Normal"/>
     <w:next w:val="Normal"/>
     <w:uiPriority w:val="35"/>
-    <w:semiHidden/>
     <w:unhideWhenUsed/>
     <w:qFormat/>
     <w:rsid w:val="00FC693F"/>
